--- a/Meeting Reports/Meeting Report- Week 09.docx
+++ b/Meeting Reports/Meeting Report- Week 09.docx
@@ -974,6 +974,133 @@
         </w:rPr>
         <w:t>3)</w:t>
       </w:r>
+      <w:r>
+        <w:rPr>
+          <w:rFonts w:ascii="Arial" w:hAnsi="Arial"/>
+          <w:sz w:val="22"/>
+          <w:lang w:val="en-DE"/>
+        </w:rPr>
+        <w:t>IOD</w:t>
+      </w:r>
+    </w:p>
+    <w:p>
+      <w:pPr>
+        <w:rPr>
+          <w:rFonts w:ascii="Arial" w:hAnsi="Arial"/>
+          <w:b/>
+          <w:sz w:val="22"/>
+        </w:rPr>
+      </w:pPr>
+    </w:p>
+    <w:p>
+      <w:pPr>
+        <w:rPr>
+          <w:rFonts w:ascii="Arial" w:hAnsi="Arial"/>
+          <w:b/>
+          <w:sz w:val="22"/>
+          <w:u w:val="single"/>
+        </w:rPr>
+      </w:pPr>
+      <w:r>
+        <w:rPr>
+          <w:rFonts w:ascii="Arial" w:hAnsi="Arial"/>
+          <w:b/>
+          <w:sz w:val="22"/>
+          <w:u w:val="single"/>
+        </w:rPr>
+        <w:t>Decisions Made:</w:t>
+      </w:r>
+    </w:p>
+    <w:p>
+      <w:pPr>
+        <w:rPr>
+          <w:rFonts w:ascii="Arial" w:hAnsi="Arial"/>
+          <w:b/>
+          <w:sz w:val="22"/>
+          <w:u w:val="single"/>
+        </w:rPr>
+      </w:pPr>
+    </w:p>
+    <w:p>
+      <w:pPr>
+        <w:rPr>
+          <w:rFonts w:ascii="Arial" w:hAnsi="Arial"/>
+          <w:b/>
+          <w:sz w:val="22"/>
+          <w:lang w:val="en-DE"/>
+        </w:rPr>
+      </w:pPr>
+      <w:r>
+        <w:rPr>
+          <w:rFonts w:ascii="Arial" w:hAnsi="Arial"/>
+          <w:sz w:val="22"/>
+          <w:lang w:val="en-DE"/>
+        </w:rPr>
+        <w:t>After discussing we decided to make the improvements on the collaboration diagrams, to remove system and at the beginning to add the stickman. We also decided to make the improvements suggested in google classroom and in the seminar for the BPMN. We also decided to do the IOD for the processes we chose to do the BPMN</w:t>
+      </w:r>
+    </w:p>
+    <w:p>
+      <w:pPr>
+        <w:rPr>
+          <w:rFonts w:ascii="Arial" w:hAnsi="Arial"/>
+          <w:b/>
+          <w:sz w:val="22"/>
+          <w:u w:val="single"/>
+        </w:rPr>
+      </w:pPr>
+    </w:p>
+    <w:p>
+      <w:pPr>
+        <w:rPr>
+          <w:rFonts w:ascii="Arial" w:hAnsi="Arial"/>
+          <w:b/>
+          <w:sz w:val="22"/>
+          <w:u w:val="single"/>
+        </w:rPr>
+      </w:pPr>
+      <w:r>
+        <w:rPr>
+          <w:rFonts w:ascii="Arial" w:hAnsi="Arial"/>
+          <w:b/>
+          <w:sz w:val="22"/>
+          <w:u w:val="single"/>
+        </w:rPr>
+        <w:t>Tasks Assigned:</w:t>
+      </w:r>
+    </w:p>
+    <w:p>
+      <w:pPr>
+        <w:rPr>
+          <w:rFonts w:ascii="Arial" w:hAnsi="Arial"/>
+          <w:sz w:val="22"/>
+          <w:lang w:val="en-DE"/>
+        </w:rPr>
+      </w:pPr>
+      <w:r>
+        <w:rPr>
+          <w:rFonts w:ascii="Arial" w:hAnsi="Arial"/>
+          <w:b/>
+          <w:sz w:val="22"/>
+          <w:lang w:val="en-DE"/>
+        </w:rPr>
+        <w:t xml:space="preserve">All members- </w:t>
+      </w:r>
+      <w:r>
+        <w:rPr>
+          <w:rFonts w:ascii="Arial" w:hAnsi="Arial"/>
+          <w:sz w:val="22"/>
+          <w:lang w:val="en-DE"/>
+        </w:rPr>
+        <w:t>Improving their respective collaboration diagrams</w:t>
+      </w:r>
+      <w:r>
+        <w:rPr>
+          <w:rFonts w:ascii="Arial" w:hAnsi="Arial"/>
+          <w:sz w:val="22"/>
+          <w:lang w:val="en-DE"/>
+        </w:rPr>
+        <w:t xml:space="preserve"> and BPMNs</w:t>
+      </w:r>
       <w:bookmarkStart w:id="0" w:name="_GoBack"/>
       <w:bookmarkEnd w:id="0"/>
       <w:r>
@@ -982,371 +1109,6 @@
           <w:sz w:val="22"/>
           <w:lang w:val="en-DE"/>
         </w:rPr>
-        <w:t>IOD</w:t>
-      </w:r>
-    </w:p>
-    <w:p>
-      <w:pPr>
-        <w:rPr>
-          <w:rFonts w:ascii="Arial" w:hAnsi="Arial"/>
-          <w:b/>
-          <w:sz w:val="22"/>
-        </w:rPr>
-      </w:pPr>
-    </w:p>
-    <w:p>
-      <w:pPr>
-        <w:rPr>
-          <w:rFonts w:ascii="Arial" w:hAnsi="Arial"/>
-          <w:b/>
-          <w:sz w:val="22"/>
-          <w:u w:val="single"/>
-        </w:rPr>
-      </w:pPr>
-      <w:r>
-        <w:rPr>
-          <w:rFonts w:ascii="Arial" w:hAnsi="Arial"/>
-          <w:b/>
-          <w:sz w:val="22"/>
-          <w:u w:val="single"/>
-        </w:rPr>
-        <w:t>Decisions Made:</w:t>
-      </w:r>
-    </w:p>
-    <w:p>
-      <w:pPr>
-        <w:rPr>
-          <w:rFonts w:ascii="Arial" w:hAnsi="Arial"/>
-          <w:b/>
-          <w:sz w:val="22"/>
-          <w:u w:val="single"/>
-        </w:rPr>
-      </w:pPr>
-    </w:p>
-    <w:p>
-      <w:pPr>
-        <w:rPr>
-          <w:rFonts w:ascii="Arial" w:hAnsi="Arial"/>
-          <w:b/>
-          <w:sz w:val="22"/>
-          <w:lang w:val="en-DE"/>
-        </w:rPr>
-      </w:pPr>
-      <w:r>
-        <w:rPr>
-          <w:rFonts w:ascii="Arial" w:hAnsi="Arial"/>
-          <w:sz w:val="22"/>
-          <w:lang w:val="en-DE"/>
-        </w:rPr>
-        <w:t>After discussing we decided to make the improvements on the collaboration diagrams, to remove system and at the beginning to add the stickman. We also decided to make the improvements suggested in google classroom and in the seminar for the BPMN. We also decided to do the IOD for the processes we chose to do the BPMN</w:t>
-      </w:r>
-    </w:p>
-    <w:p>
-      <w:pPr>
-        <w:rPr>
-          <w:rFonts w:ascii="Arial" w:hAnsi="Arial"/>
-          <w:b/>
-          <w:sz w:val="22"/>
-          <w:u w:val="single"/>
-        </w:rPr>
-      </w:pPr>
-    </w:p>
-    <w:p>
-      <w:pPr>
-        <w:rPr>
-          <w:rFonts w:ascii="Arial" w:hAnsi="Arial"/>
-          <w:b/>
-          <w:sz w:val="22"/>
-          <w:u w:val="single"/>
-        </w:rPr>
-      </w:pPr>
-      <w:r>
-        <w:rPr>
-          <w:rFonts w:ascii="Arial" w:hAnsi="Arial"/>
-          <w:b/>
-          <w:sz w:val="22"/>
-          <w:u w:val="single"/>
-        </w:rPr>
-        <w:t>Tasks Assigned:</w:t>
-      </w:r>
-    </w:p>
-    <w:p>
-      <w:pPr>
-        <w:rPr>
-          <w:rFonts w:ascii="Arial" w:hAnsi="Arial"/>
-          <w:sz w:val="22"/>
-          <w:lang w:val="en-DE"/>
-        </w:rPr>
-      </w:pPr>
-      <w:r>
-        <w:rPr>
-          <w:rFonts w:ascii="Arial" w:hAnsi="Arial"/>
-          <w:b/>
-          <w:sz w:val="22"/>
-          <w:lang w:val="en-DE"/>
-        </w:rPr>
-        <w:t xml:space="preserve">All members- </w:t>
-      </w:r>
-      <w:r>
-        <w:rPr>
-          <w:rFonts w:ascii="Arial" w:hAnsi="Arial"/>
-          <w:sz w:val="22"/>
-          <w:lang w:val="en-DE"/>
-        </w:rPr>
-        <w:t>Improving their respective collaboration diagrams.</w:t>
-      </w:r>
-    </w:p>
-    <w:p>
-      <w:pPr>
-        <w:rPr>
-          <w:rFonts w:ascii="Arial" w:hAnsi="Arial"/>
-          <w:sz w:val="22"/>
-          <w:lang w:val="en-DE"/>
-        </w:rPr>
-      </w:pPr>
-    </w:p>
-    <w:p>
-      <w:pPr>
-        <w:rPr>
-          <w:rFonts w:ascii="Arial" w:hAnsi="Arial"/>
-          <w:sz w:val="22"/>
-          <w:lang w:val="en-DE"/>
-        </w:rPr>
-      </w:pPr>
-      <w:r>
-        <w:rPr>
-          <w:rFonts w:ascii="Arial" w:hAnsi="Arial"/>
-          <w:b/>
-          <w:sz w:val="22"/>
-          <w:lang w:val="en-DE"/>
-        </w:rPr>
-        <w:t xml:space="preserve">Kevin </w:t>
-      </w:r>
-      <w:proofErr w:type="spellStart"/>
-      <w:r>
-        <w:rPr>
-          <w:rFonts w:ascii="Arial" w:hAnsi="Arial"/>
-          <w:b/>
-          <w:sz w:val="22"/>
-          <w:lang w:val="en-DE"/>
-        </w:rPr>
-        <w:t>Muho</w:t>
-      </w:r>
-      <w:proofErr w:type="spellEnd"/>
-      <w:r>
-        <w:rPr>
-          <w:rFonts w:ascii="Arial" w:hAnsi="Arial"/>
-          <w:b/>
-          <w:sz w:val="22"/>
-          <w:lang w:val="en-DE"/>
-        </w:rPr>
-        <w:t xml:space="preserve">, Anisa </w:t>
-      </w:r>
-      <w:proofErr w:type="spellStart"/>
-      <w:r>
-        <w:rPr>
-          <w:rFonts w:ascii="Arial" w:hAnsi="Arial"/>
-          <w:b/>
-          <w:sz w:val="22"/>
-          <w:lang w:val="en-DE"/>
-        </w:rPr>
-        <w:t>Domi</w:t>
-      </w:r>
-      <w:proofErr w:type="spellEnd"/>
-      <w:r>
-        <w:rPr>
-          <w:rFonts w:ascii="Arial" w:hAnsi="Arial"/>
-          <w:b/>
-          <w:sz w:val="22"/>
-          <w:lang w:val="en-DE"/>
-        </w:rPr>
-        <w:t xml:space="preserve">, </w:t>
-      </w:r>
-      <w:proofErr w:type="spellStart"/>
-      <w:r>
-        <w:rPr>
-          <w:rFonts w:ascii="Arial" w:hAnsi="Arial"/>
-          <w:b/>
-          <w:sz w:val="22"/>
-          <w:lang w:val="en-DE"/>
-        </w:rPr>
-        <w:t>Desard</w:t>
-      </w:r>
-      <w:proofErr w:type="spellEnd"/>
-      <w:r>
-        <w:rPr>
-          <w:rFonts w:ascii="Arial" w:hAnsi="Arial"/>
-          <w:b/>
-          <w:sz w:val="22"/>
-          <w:lang w:val="en-DE"/>
-        </w:rPr>
-        <w:t xml:space="preserve"> </w:t>
-      </w:r>
-      <w:proofErr w:type="spellStart"/>
-      <w:r>
-        <w:rPr>
-          <w:rFonts w:ascii="Arial" w:hAnsi="Arial"/>
-          <w:b/>
-          <w:sz w:val="22"/>
-          <w:lang w:val="en-DE"/>
-        </w:rPr>
-        <w:t>Lybeshari</w:t>
-      </w:r>
-      <w:proofErr w:type="spellEnd"/>
-      <w:r>
-        <w:rPr>
-          <w:rFonts w:ascii="Arial" w:hAnsi="Arial"/>
-          <w:b/>
-          <w:sz w:val="22"/>
-          <w:lang w:val="en-DE"/>
-        </w:rPr>
-        <w:t xml:space="preserve">- </w:t>
-      </w:r>
-      <w:r>
-        <w:rPr>
-          <w:rFonts w:ascii="Arial" w:hAnsi="Arial"/>
-          <w:sz w:val="22"/>
-          <w:lang w:val="en-DE"/>
-        </w:rPr>
-        <w:t>Improving the BPMN diagrams.</w:t>
-      </w:r>
-    </w:p>
-    <w:p>
-      <w:pPr>
-        <w:rPr>
-          <w:rFonts w:ascii="Arial" w:hAnsi="Arial"/>
-          <w:sz w:val="22"/>
-          <w:lang w:val="en-DE"/>
-        </w:rPr>
-      </w:pPr>
-    </w:p>
-    <w:p>
-      <w:pPr>
-        <w:rPr>
-          <w:rFonts w:ascii="Arial" w:hAnsi="Arial"/>
-          <w:sz w:val="22"/>
-          <w:lang w:val="en-DE"/>
-        </w:rPr>
-      </w:pPr>
-      <w:r>
-        <w:rPr>
-          <w:rFonts w:ascii="Arial" w:hAnsi="Arial"/>
-          <w:b/>
-          <w:sz w:val="22"/>
-          <w:lang w:val="en-DE"/>
-        </w:rPr>
-        <w:t xml:space="preserve">Kevin </w:t>
-      </w:r>
-      <w:proofErr w:type="spellStart"/>
-      <w:r>
-        <w:rPr>
-          <w:rFonts w:ascii="Arial" w:hAnsi="Arial"/>
-          <w:b/>
-          <w:sz w:val="22"/>
-          <w:lang w:val="en-DE"/>
-        </w:rPr>
-        <w:t>Muho</w:t>
-      </w:r>
-      <w:proofErr w:type="spellEnd"/>
-      <w:r>
-        <w:rPr>
-          <w:rFonts w:ascii="Arial" w:hAnsi="Arial"/>
-          <w:b/>
-          <w:sz w:val="22"/>
-          <w:lang w:val="en-DE"/>
-        </w:rPr>
-        <w:t xml:space="preserve">- </w:t>
-      </w:r>
-      <w:r>
-        <w:rPr>
-          <w:rFonts w:ascii="Arial" w:hAnsi="Arial"/>
-          <w:sz w:val="22"/>
-          <w:lang w:val="en-DE"/>
-        </w:rPr>
-        <w:t>IOD for Property Booking.</w:t>
-      </w:r>
-    </w:p>
-    <w:p>
-      <w:pPr>
-        <w:rPr>
-          <w:rFonts w:ascii="Arial" w:hAnsi="Arial"/>
-          <w:sz w:val="22"/>
-          <w:lang w:val="en-DE"/>
-        </w:rPr>
-      </w:pPr>
-    </w:p>
-    <w:p>
-      <w:pPr>
-        <w:rPr>
-          <w:rFonts w:ascii="Arial" w:hAnsi="Arial"/>
-          <w:sz w:val="22"/>
-          <w:lang w:val="en-DE"/>
-        </w:rPr>
-      </w:pPr>
-      <w:proofErr w:type="spellStart"/>
-      <w:r>
-        <w:rPr>
-          <w:rFonts w:ascii="Arial" w:hAnsi="Arial"/>
-          <w:b/>
-          <w:sz w:val="22"/>
-          <w:lang w:val="en-DE"/>
-        </w:rPr>
-        <w:t>Desard</w:t>
-      </w:r>
-      <w:proofErr w:type="spellEnd"/>
-      <w:r>
-        <w:rPr>
-          <w:rFonts w:ascii="Arial" w:hAnsi="Arial"/>
-          <w:b/>
-          <w:sz w:val="22"/>
-          <w:lang w:val="en-DE"/>
-        </w:rPr>
-        <w:t xml:space="preserve"> </w:t>
-      </w:r>
-      <w:proofErr w:type="spellStart"/>
-      <w:r>
-        <w:rPr>
-          <w:rFonts w:ascii="Arial" w:hAnsi="Arial"/>
-          <w:b/>
-          <w:sz w:val="22"/>
-          <w:lang w:val="en-DE"/>
-        </w:rPr>
-        <w:t>Lybeshari</w:t>
-      </w:r>
-      <w:proofErr w:type="spellEnd"/>
-      <w:r>
-        <w:rPr>
-          <w:rFonts w:ascii="Arial" w:hAnsi="Arial"/>
-          <w:b/>
-          <w:sz w:val="22"/>
-          <w:lang w:val="en-DE"/>
-        </w:rPr>
-        <w:t xml:space="preserve">- </w:t>
-      </w:r>
-      <w:r>
-        <w:rPr>
-          <w:rFonts w:ascii="Arial" w:hAnsi="Arial"/>
-          <w:sz w:val="22"/>
-          <w:lang w:val="en-DE"/>
-        </w:rPr>
-        <w:t xml:space="preserve">IOD for Complaint &amp; Issue </w:t>
-      </w:r>
-      <w:proofErr w:type="spellStart"/>
-      <w:r>
-        <w:rPr>
-          <w:rFonts w:ascii="Arial" w:hAnsi="Arial"/>
-          <w:sz w:val="22"/>
-          <w:lang w:val="en-DE"/>
-        </w:rPr>
-        <w:t>Managment</w:t>
-      </w:r>
-      <w:proofErr w:type="spellEnd"/>
-      <w:r>
-        <w:rPr>
-          <w:rFonts w:ascii="Arial" w:hAnsi="Arial"/>
-          <w:sz w:val="22"/>
-          <w:lang w:val="en-DE"/>
-        </w:rPr>
         <w:t>.</w:t>
       </w:r>
     </w:p>
@@ -1358,89 +1120,41 @@
           <w:lang w:val="en-DE"/>
         </w:rPr>
       </w:pPr>
-    </w:p>
-    <w:p>
-      <w:pPr>
-        <w:rPr>
-          <w:rFonts w:ascii="Arial" w:hAnsi="Arial"/>
-          <w:sz w:val="22"/>
-          <w:lang w:val="en-DE"/>
-        </w:rPr>
-      </w:pPr>
-      <w:r>
-        <w:rPr>
-          <w:rFonts w:ascii="Arial" w:hAnsi="Arial"/>
-          <w:b/>
-          <w:sz w:val="22"/>
-          <w:lang w:val="en-DE"/>
-        </w:rPr>
-        <w:t xml:space="preserve">Anisa </w:t>
-      </w:r>
-      <w:proofErr w:type="spellStart"/>
-      <w:r>
-        <w:rPr>
-          <w:rFonts w:ascii="Arial" w:hAnsi="Arial"/>
-          <w:b/>
-          <w:sz w:val="22"/>
-          <w:lang w:val="en-DE"/>
-        </w:rPr>
-        <w:t>Domi</w:t>
-      </w:r>
-      <w:proofErr w:type="spellEnd"/>
-      <w:r>
-        <w:rPr>
-          <w:rFonts w:ascii="Arial" w:hAnsi="Arial"/>
-          <w:b/>
-          <w:sz w:val="22"/>
-          <w:lang w:val="en-DE"/>
-        </w:rPr>
-        <w:t xml:space="preserve">- </w:t>
-      </w:r>
-      <w:r>
-        <w:rPr>
-          <w:rFonts w:ascii="Arial" w:hAnsi="Arial"/>
-          <w:sz w:val="22"/>
-          <w:lang w:val="en-DE"/>
-        </w:rPr>
-        <w:t xml:space="preserve">IOD for Property Listing &amp; </w:t>
-      </w:r>
-      <w:proofErr w:type="spellStart"/>
-      <w:r>
-        <w:rPr>
-          <w:rFonts w:ascii="Arial" w:hAnsi="Arial"/>
-          <w:sz w:val="22"/>
-          <w:lang w:val="en-DE"/>
-        </w:rPr>
-        <w:t>Managment</w:t>
-      </w:r>
-      <w:proofErr w:type="spellEnd"/>
-      <w:r>
-        <w:rPr>
-          <w:rFonts w:ascii="Arial" w:hAnsi="Arial"/>
-          <w:sz w:val="22"/>
-          <w:lang w:val="en-DE"/>
-        </w:rPr>
-        <w:t>.</w:t>
-      </w:r>
-    </w:p>
-    <w:p>
-      <w:pPr>
-        <w:rPr>
-          <w:rFonts w:ascii="Arial" w:hAnsi="Arial"/>
-          <w:b/>
-          <w:sz w:val="22"/>
-          <w:u w:val="single"/>
-          <w:lang w:val="en-DE"/>
-        </w:rPr>
-      </w:pPr>
-      <w:r>
-        <w:rPr>
-          <w:rFonts w:ascii="Arial" w:hAnsi="Arial"/>
-          <w:b/>
-          <w:sz w:val="22"/>
-          <w:u w:val="single"/>
-        </w:rPr>
-        <w:lastRenderedPageBreak/>
+      <w:r>
+        <w:rPr>
+          <w:rFonts w:ascii="Arial" w:hAnsi="Arial"/>
+          <w:b/>
+          <w:sz w:val="22"/>
+          <w:lang w:val="en-DE"/>
+        </w:rPr>
+        <w:t>All members-</w:t>
+      </w:r>
+      <w:r>
+        <w:rPr>
+          <w:rFonts w:ascii="Arial" w:hAnsi="Arial"/>
+          <w:sz w:val="22"/>
+          <w:lang w:val="en-DE"/>
+        </w:rPr>
+        <w:t>Designing the IOD</w:t>
+      </w:r>
+    </w:p>
+    <w:p>
+      <w:pPr>
+        <w:rPr>
+          <w:rFonts w:ascii="Arial" w:hAnsi="Arial"/>
+          <w:b/>
+          <w:sz w:val="22"/>
+          <w:u w:val="single"/>
+          <w:lang w:val="en-DE"/>
+        </w:rPr>
+      </w:pPr>
+      <w:r>
+        <w:rPr>
+          <w:rFonts w:ascii="Arial" w:hAnsi="Arial"/>
+          <w:b/>
+          <w:sz w:val="22"/>
+          <w:u w:val="single"/>
+        </w:rPr>
         <w:t>Time, Place, and Agenda for Next Meeting:</w:t>
       </w:r>
       <w:r>

--- a/Meeting Reports/Meeting Report- Week 09.docx
+++ b/Meeting Reports/Meeting Report- Week 09.docx
@@ -1099,7 +1099,7 @@
           <w:sz w:val="22"/>
           <w:lang w:val="en-DE"/>
         </w:rPr>
-        <w:t xml:space="preserve"> and BPMNs</w:t>
+        <w:t xml:space="preserve"> </w:t>
       </w:r>
       <w:bookmarkStart w:id="0" w:name="_GoBack"/>
       <w:bookmarkEnd w:id="0"/>
@@ -1109,6 +1109,14 @@
           <w:sz w:val="22"/>
           <w:lang w:val="en-DE"/>
         </w:rPr>
+        <w:t>and BPMNs</w:t>
+      </w:r>
+      <w:r>
+        <w:rPr>
+          <w:rFonts w:ascii="Arial" w:hAnsi="Arial"/>
+          <w:sz w:val="22"/>
+          <w:lang w:val="en-DE"/>
+        </w:rPr>
         <w:t>.</w:t>
       </w:r>
     </w:p>
@@ -1127,16 +1135,106 @@
           <w:sz w:val="22"/>
           <w:lang w:val="en-DE"/>
         </w:rPr>
-        <w:t>All members-</w:t>
-      </w:r>
-      <w:r>
-        <w:rPr>
-          <w:rFonts w:ascii="Arial" w:hAnsi="Arial"/>
-          <w:sz w:val="22"/>
-          <w:lang w:val="en-DE"/>
-        </w:rPr>
-        <w:t>Designing the IOD</w:t>
-      </w:r>
+        <w:t xml:space="preserve">Kevin </w:t>
+      </w:r>
+      <w:proofErr w:type="spellStart"/>
+      <w:r>
+        <w:rPr>
+          <w:rFonts w:ascii="Arial" w:hAnsi="Arial"/>
+          <w:b/>
+          <w:sz w:val="22"/>
+          <w:lang w:val="en-DE"/>
+        </w:rPr>
+        <w:t>Muho</w:t>
+      </w:r>
+      <w:proofErr w:type="spellEnd"/>
+      <w:r>
+        <w:rPr>
+          <w:rFonts w:ascii="Arial" w:hAnsi="Arial"/>
+          <w:b/>
+          <w:sz w:val="22"/>
+          <w:lang w:val="en-DE"/>
+        </w:rPr>
+        <w:t xml:space="preserve">, Anisa </w:t>
+      </w:r>
+      <w:proofErr w:type="spellStart"/>
+      <w:r>
+        <w:rPr>
+          <w:rFonts w:ascii="Arial" w:hAnsi="Arial"/>
+          <w:b/>
+          <w:sz w:val="22"/>
+          <w:lang w:val="en-DE"/>
+        </w:rPr>
+        <w:t>Domi</w:t>
+      </w:r>
+      <w:proofErr w:type="spellEnd"/>
+      <w:r>
+        <w:rPr>
+          <w:rFonts w:ascii="Arial" w:hAnsi="Arial"/>
+          <w:b/>
+          <w:sz w:val="22"/>
+          <w:lang w:val="en-DE"/>
+        </w:rPr>
+        <w:t xml:space="preserve">, </w:t>
+      </w:r>
+      <w:proofErr w:type="spellStart"/>
+      <w:r>
+        <w:rPr>
+          <w:rFonts w:ascii="Arial" w:hAnsi="Arial"/>
+          <w:b/>
+          <w:sz w:val="22"/>
+          <w:lang w:val="en-DE"/>
+        </w:rPr>
+        <w:t>Desard</w:t>
+      </w:r>
+      <w:proofErr w:type="spellEnd"/>
+      <w:r>
+        <w:rPr>
+          <w:rFonts w:ascii="Arial" w:hAnsi="Arial"/>
+          <w:b/>
+          <w:sz w:val="22"/>
+          <w:lang w:val="en-DE"/>
+        </w:rPr>
+        <w:t xml:space="preserve"> </w:t>
+      </w:r>
+      <w:proofErr w:type="spellStart"/>
+      <w:r>
+        <w:rPr>
+          <w:rFonts w:ascii="Arial" w:hAnsi="Arial"/>
+          <w:b/>
+          <w:sz w:val="22"/>
+          <w:lang w:val="en-DE"/>
+        </w:rPr>
+        <w:t>Lybeshari</w:t>
+      </w:r>
+      <w:proofErr w:type="spellEnd"/>
+      <w:r>
+        <w:rPr>
+          <w:rFonts w:ascii="Arial" w:hAnsi="Arial"/>
+          <w:b/>
+          <w:sz w:val="22"/>
+          <w:lang w:val="en-DE"/>
+        </w:rPr>
+        <w:t xml:space="preserve"> – </w:t>
+      </w:r>
+      <w:r>
+        <w:rPr>
+          <w:rFonts w:ascii="Arial" w:hAnsi="Arial"/>
+          <w:sz w:val="22"/>
+          <w:lang w:val="en-DE"/>
+        </w:rPr>
+        <w:t xml:space="preserve">Designing </w:t>
+      </w:r>
+      <w:proofErr w:type="spellStart"/>
+      <w:r>
+        <w:rPr>
+          <w:rFonts w:ascii="Arial" w:hAnsi="Arial"/>
+          <w:sz w:val="22"/>
+          <w:lang w:val="en-DE"/>
+        </w:rPr>
+        <w:t>IODs</w:t>
+      </w:r>
+      <w:proofErr w:type="spellEnd"/>
     </w:p>
     <w:p>
       <w:pPr>
